--- a/Results/Supplementary/TableS16.docx
+++ b/Results/Supplementary/TableS16.docx
@@ -25,7 +25,7 @@
           <w:szCs w:val="20"/>
           <w:color w:val="000000"/>
         </w:rPr>
-        <w:t xml:space="preserve">Table S16. Standardized prevalence of low dietary frequency and heavy health-cost burden among food-insecure, non-poor adults and households, by model specification, 2025.</w:t>
+        <w:t xml:space="preserve">Table S16. Standardized prevalence of low consumption frequency and heavy health-cost burden among meal-deprived, non-poor adults and households, by model specification, 2025.</w:t>
       </w:r>
     </w:p>
     <w:tbl xmlns:a="http://schemas.openxmlformats.org/drawingml/2006/main" xmlns:pic="http://schemas.openxmlformats.org/drawingml/2006/picture">
@@ -35,13 +35,13 @@
         <w:tblLook w:firstRow="1" w:lastRow="0" w:firstColumn="0" w:lastColumn="0" w:noHBand="0" w:noVBand="1"/>
       </w:tblPr>
       <w:tblGrid>
-        <w:gridCol w:w="4679"/>
+        <w:gridCol w:w="4734"/>
         <w:gridCol w:w="956"/>
-        <w:gridCol w:w="1365"/>
-        <w:gridCol w:w="823"/>
-        <w:gridCol w:w="1956"/>
-        <w:gridCol w:w="2143"/>
-        <w:gridCol w:w="1903"/>
+        <w:gridCol w:w="1361"/>
+        <w:gridCol w:w="820"/>
+        <w:gridCol w:w="1946"/>
+        <w:gridCol w:w="2121"/>
+        <w:gridCol w:w="1887"/>
       </w:tblGrid>
       <w:tr>
         <w:trPr>
@@ -9849,7 +9849,7 @@
                 <w:szCs w:val="18"/>
                 <w:color w:val="000000"/>
               </w:rPr>
-              <w:t xml:space="preserve">C2: G2 vs G3 (food insecure) · Meat &lt;1/week</w:t>
+              <w:t xml:space="preserve">C2: G2 vs G3 (meal-deprived) · Meat &lt;1/week</w:t>
             </w:r>
           </w:p>
         </w:tc>
@@ -12969,7 +12969,7 @@
                 <w:szCs w:val="18"/>
                 <w:color w:val="000000"/>
               </w:rPr>
-              <w:t xml:space="preserve">C2: G2 vs G3 (food insecure) · Fruit &lt;1/day</w:t>
+              <w:t xml:space="preserve">C2: G2 vs G3 (meal-deprived) · Fruit &lt;1/day</w:t>
             </w:r>
           </w:p>
         </w:tc>
@@ -16089,7 +16089,7 @@
                 <w:szCs w:val="18"/>
                 <w:color w:val="000000"/>
               </w:rPr>
-              <w:t xml:space="preserve">C2: G2 vs G3 (food insecure) · Vegetables &lt;1/day</w:t>
+              <w:t xml:space="preserve">C2: G2 vs G3 (meal-deprived) · Vegetables &lt;1/day</w:t>
             </w:r>
           </w:p>
         </w:tc>
@@ -22329,7 +22329,7 @@
                 <w:szCs w:val="18"/>
                 <w:color w:val="000000"/>
               </w:rPr>
-              <w:t xml:space="preserve">C2: G2 vs G3 (food insecure) · Health costs heavy burden</w:t>
+              <w:t xml:space="preserve">C2: G2 vs G3 (meal-deprived) · Health costs heavy burden</w:t>
             </w:r>
           </w:p>
         </w:tc>
@@ -25450,7 +25450,7 @@
                 <w:szCs w:val="16"/>
                 <w:color w:val="000000"/>
               </w:rPr>
-              <w:t xml:space="preserve">Reference: G1 (food secure, not poor) in C1 and G3 (food insecure and poor) in C2. Standardized by g-computation to the comparison population; weights FB030 (adults) or HB040 (households). Crude: weighted prevalences in the same analytic sample without adjustment or standardization.</w:t>
+              <w:t xml:space="preserve">Reference: G1 (not meal-deprived, not poor) in C1 and G3 (meal-deprived and poor) in C2. Standardized by g-computation to the comparison population; weights FB030 (adults) or HB040 (households). Crude: weighted prevalences in the same analytic sample without adjustment or standardization.</w:t>
             </w:r>
           </w:p>
         </w:tc>
